--- a/dist/gemini-cli/software-company/skills/branded-document-design/examples/example_srs.docx
+++ b/dist/gemini-cli/software-company/skills/branded-document-design/examples/example_srs.docx
@@ -4,13 +4,151 @@
   <w:body>
     <w:p>
       <w:pPr>
-        <w:spacing w:after="0" w:before="0" w:line="240" w:lineRule="auto"/>
+        <w:spacing w:after="120" w:before="0"/>
+      </w:pPr>
+      <w:r>
+        <w:drawing>
+          <wp:anchor distT="0" distB="0" distL="0" distR="0" simplePos="0" relativeHeight="251658240" behindDoc="1" locked="1" layoutInCell="1" allowOverlap="1">
+            <wp:simplePos x="0" y="0"/>
+            <wp:positionH relativeFrom="page">
+              <wp:posOffset>0</wp:posOffset>
+            </wp:positionH>
+            <wp:positionV relativeFrom="page">
+              <wp:posOffset>0</wp:posOffset>
+            </wp:positionV>
+            <wp:extent cx="7560310" cy="10692130"/>
+            <wp:effectExtent l="0" t="0" r="0" b="0"/>
+            <wp:wrapNone/>
+            <wp:docPr id="2" name="Picture 2" descr="decor"/>
+            <wp:cNvGraphicFramePr xmlns:a="http://schemas.openxmlformats.org/drawingml/2006/main">
+              <a:graphicFrameLocks noChangeAspect="1"/>
+            </wp:cNvGraphicFramePr>
+            <a:graphic xmlns:a="http://schemas.openxmlformats.org/drawingml/2006/main" xmlns:pic="http://schemas.openxmlformats.org/drawingml/2006/picture">
+              <a:graphicData uri="http://schemas.openxmlformats.org/drawingml/2006/picture">
+                <pic:pic>
+                  <pic:nvPicPr>
+                    <pic:cNvPr id="0" name="image.png"/>
+                    <pic:cNvPicPr/>
+                  </pic:nvPicPr>
+                  <pic:blipFill>
+                    <a:blip r:embed="rId11"/>
+                    <a:stretch>
+                      <a:fillRect/>
+                    </a:stretch>
+                  </pic:blipFill>
+                  <pic:spPr>
+                    <a:xfrm>
+                      <a:off x="0" y="0"/>
+                      <a:ext cx="7560310" cy="10692130"/>
+                    </a:xfrm>
+                    <a:prstGeom prst="rect"/>
+                  </pic:spPr>
+                </pic:pic>
+              </a:graphicData>
+            </a:graphic>
+          </wp:anchor>
+        </w:drawing>
+      </w:r>
+      <w:r>
+        <w:rPr>
+          <w:rFonts w:ascii="Tahoma" w:hAnsi="Tahoma" w:cs="Tahoma" w:eastAsia="Tahoma"/>
+          <w:b/>
+          <w:bCs/>
+          <w:color w:val="ADA5E8"/>
+          <w:spacing w:val="40"/>
+          <w:sz w:val="18"/>
+          <w:szCs w:val="18"/>
+        </w:rPr>
+        <w:t>SQUARE TECH SOLUTIONS</w:t>
+      </w:r>
+    </w:p>
+    <w:p>
+      <w:pPr>
+        <w:spacing w:after="80" w:line="240" w:lineRule="auto"/>
       </w:pPr>
       <w:r>
         <w:rPr>
           <w:rFonts w:ascii="Tahoma" w:hAnsi="Tahoma" w:cs="Tahoma" w:eastAsia="Tahoma"/>
-          <w:sz w:val="20"/>
-          <w:szCs w:val="20"/>
+          <w:b/>
+          <w:bCs/>
+          <w:color w:val="FFFFFF"/>
+          <w:sz w:val="64"/>
+          <w:szCs w:val="64"/>
+        </w:rPr>
+        <w:t>เอกสารข้อกำหนดซอฟต์แวร์ (Software Specification)</w:t>
+      </w:r>
+    </w:p>
+    <w:p>
+      <w:pPr>
+        <w:spacing w:after="240"/>
+      </w:pPr>
+      <w:r>
+        <w:rPr>
+          <w:rFonts w:ascii="Tahoma" w:hAnsi="Tahoma" w:cs="Tahoma" w:eastAsia="Tahoma"/>
+          <w:color w:val="D4E4F7"/>
+          <w:sz w:val="29"/>
+          <w:szCs w:val="29"/>
+        </w:rPr>
+        <w:t>ระบบ Apps Track — Project Control &amp; Monitor</w:t>
+      </w:r>
+    </w:p>
+    <w:p>
+      <w:pPr>
+        <w:spacing w:after="0" w:before="0" w:line="120" w:lineRule="exact"/>
+      </w:pPr>
+      <w:r>
+        <w:drawing>
+          <wp:anchor distT="0" distB="0" distL="0" distR="0" simplePos="0" relativeHeight="251659264" behindDoc="1" locked="1" layoutInCell="1" allowOverlap="1">
+            <wp:simplePos x="0" y="0"/>
+            <wp:positionH relativeFrom="page">
+              <wp:posOffset>288000</wp:posOffset>
+            </wp:positionH>
+            <wp:positionV relativeFrom="paragraph">
+              <wp:posOffset>-501839</wp:posOffset>
+            </wp:positionV>
+            <wp:extent cx="6984309" cy="1080000"/>
+            <wp:effectExtent l="0" t="0" r="0" b="0"/>
+            <wp:wrapNone/>
+            <wp:docPr id="1" name="Picture 1" descr="decor"/>
+            <wp:cNvGraphicFramePr xmlns:a="http://schemas.openxmlformats.org/drawingml/2006/main">
+              <a:graphicFrameLocks noChangeAspect="1"/>
+            </wp:cNvGraphicFramePr>
+            <a:graphic xmlns:a="http://schemas.openxmlformats.org/drawingml/2006/main" xmlns:pic="http://schemas.openxmlformats.org/drawingml/2006/picture">
+              <a:graphicData uri="http://schemas.openxmlformats.org/drawingml/2006/picture">
+                <pic:pic>
+                  <pic:nvPicPr>
+                    <pic:cNvPr id="0" name="image.png"/>
+                    <pic:cNvPicPr/>
+                  </pic:nvPicPr>
+                  <pic:blipFill>
+                    <a:blip r:embed="rId10"/>
+                    <a:stretch>
+                      <a:fillRect/>
+                    </a:stretch>
+                  </pic:blipFill>
+                  <pic:spPr>
+                    <a:xfrm>
+                      <a:off x="0" y="0"/>
+                      <a:ext cx="6984309" cy="1080000"/>
+                    </a:xfrm>
+                    <a:prstGeom prst="rect"/>
+                  </pic:spPr>
+                </pic:pic>
+              </a:graphicData>
+            </a:graphic>
+          </wp:anchor>
+        </w:drawing>
+      </w:r>
+    </w:p>
+    <w:p>
+      <w:pPr>
+        <w:spacing w:after="0" w:before="8805" w:line="240" w:lineRule="auto"/>
+      </w:pPr>
+      <w:r>
+        <w:rPr>
+          <w:rFonts w:ascii="Tahoma" w:hAnsi="Tahoma" w:cs="Tahoma" w:eastAsia="Tahoma"/>
+          <w:sz w:val="2"/>
+          <w:szCs w:val="2"/>
         </w:rPr>
       </w:r>
     </w:p>
@@ -18,10 +156,8 @@
       <w:tblPr>
         <w:tblW w:type="auto" w:w="0"/>
         <w:tblLook w:firstColumn="1" w:firstRow="1" w:lastColumn="0" w:lastRow="0" w:noHBand="0" w:noVBand="1" w:val="04A0"/>
-        <w:tblLayout w:type="fixed"/>
-        <w:tblW w:w="9360" w:type="dxa"/>
         <w:tblBorders>
-          <w:top w:val="none" w:sz="0" w:space="0" w:color="auto"/>
+          <w:top w:val="single" w:sz="6" w:space="0" w:color="3A3A48"/>
           <w:left w:val="none" w:sz="0" w:space="0" w:color="auto"/>
           <w:bottom w:val="none" w:sz="0" w:space="0" w:color="auto"/>
           <w:right w:val="none" w:sz="0" w:space="0" w:color="auto"/>
@@ -29,65 +165,102 @@
           <w:insideV w:val="none" w:sz="0" w:space="0" w:color="auto"/>
         </w:tblBorders>
         <w:tblCellMar>
-          <w:top w:w="260" w:type="dxa"/>
-          <w:left w:w="340" w:type="dxa"/>
-          <w:bottom w:w="300" w:type="dxa"/>
-          <w:right w:w="340" w:type="dxa"/>
+          <w:top w:w="110" w:type="dxa"/>
+          <w:left w:w="0" w:type="dxa"/>
+          <w:bottom w:w="20" w:type="dxa"/>
+          <w:right w:w="0" w:type="dxa"/>
         </w:tblCellMar>
+        <w:tblLayout w:type="fixed"/>
+        <w:tblW w:w="9638" w:type="dxa"/>
       </w:tblPr>
       <w:tblGrid>
-        <w:gridCol w:w="9360"/>
+        <w:gridCol w:w="4819"/>
+        <w:gridCol w:w="4819"/>
       </w:tblGrid>
       <w:tr>
         <w:tc>
           <w:tcPr>
-            <w:tcW w:type="dxa" w:w="9360"/>
-            <w:shd w:val="clear" w:color="auto" w:fill="2A78D6"/>
+            <w:tcW w:type="dxa" w:w="4819"/>
           </w:tcPr>
           <w:p>
             <w:pPr>
-              <w:spacing w:after="120"/>
-            </w:pPr>
-            <w:r/>
-            <w:r>
-              <w:rPr>
-                <w:rFonts w:ascii="Tahoma" w:hAnsi="Tahoma" w:cs="Tahoma" w:eastAsia="Tahoma"/>
-                <w:b/>
-                <w:bCs/>
-                <w:color w:val="FFFFFF"/>
-                <w:sz w:val="18"/>
-                <w:szCs w:val="18"/>
-              </w:rPr>
-              <w:t>SQUARE TECH SOLUTIONS</w:t>
-            </w:r>
-          </w:p>
-          <w:p>
-            <w:pPr>
-              <w:spacing w:after="80"/>
+              <w:spacing w:after="0"/>
             </w:pPr>
             <w:r>
               <w:rPr>
                 <w:rFonts w:ascii="Tahoma" w:hAnsi="Tahoma" w:cs="Tahoma" w:eastAsia="Tahoma"/>
                 <w:b/>
                 <w:bCs/>
-                <w:color w:val="FFFFFF"/>
-                <w:sz w:val="40"/>
-                <w:szCs w:val="40"/>
+                <w:color w:val="CFCCDE"/>
+                <w:sz w:val="17"/>
+                <w:szCs w:val="17"/>
               </w:rPr>
-              <w:t>เอกสารข้อกำหนดซอฟต์แวร์ (Software Specification)</w:t>
+              <w:t>เวอร์ชัน</w:t>
             </w:r>
           </w:p>
+        </w:tc>
+        <w:tc>
+          <w:tcPr>
+            <w:tcW w:type="dxa" w:w="4819"/>
+          </w:tcPr>
           <w:p>
+            <w:pPr>
+              <w:spacing w:after="0"/>
+            </w:pPr>
             <w:r>
               <w:rPr>
                 <w:rFonts w:ascii="Tahoma" w:hAnsi="Tahoma" w:cs="Tahoma" w:eastAsia="Tahoma"/>
                 <w:b/>
                 <w:bCs/>
-                <w:color w:val="D9E6F8"/>
-                <w:sz w:val="29"/>
-                <w:szCs w:val="29"/>
+                <w:color w:val="CFCCDE"/>
+                <w:sz w:val="17"/>
+                <w:szCs w:val="17"/>
               </w:rPr>
-              <w:t>ระบบ Apps Track — Project Control &amp; Monitor</w:t>
+              <w:t>ปรับปรุง</w:t>
+            </w:r>
+          </w:p>
+        </w:tc>
+      </w:tr>
+      <w:tr>
+        <w:tc>
+          <w:tcPr>
+            <w:tcW w:type="dxa" w:w="4819"/>
+          </w:tcPr>
+          <w:p>
+            <w:pPr>
+              <w:spacing w:after="0"/>
+            </w:pPr>
+            <w:r>
+              <w:rPr>
+                <w:rFonts w:ascii="Tahoma" w:hAnsi="Tahoma" w:cs="Tahoma" w:eastAsia="Tahoma"/>
+                <w:b/>
+                <w:bCs/>
+                <w:color w:val="F4F3F8"/>
+                <w:sz w:val="22"/>
+                <w:szCs w:val="22"/>
+              </w:rPr>
+              <w:t>3.5</w:t>
+            </w:r>
+          </w:p>
+        </w:tc>
+        <w:tc>
+          <w:tcPr>
+            <w:tcW w:type="dxa" w:w="4819"/>
+          </w:tcPr>
+          <w:p>
+            <w:pPr>
+              <w:spacing w:after="0"/>
+            </w:pPr>
+            <w:r>
+              <w:rPr>
+                <w:rFonts w:ascii="Tahoma" w:hAnsi="Tahoma" w:cs="Tahoma" w:eastAsia="Tahoma"/>
+                <w:b/>
+                <w:bCs/>
+                <w:color w:val="F4F3F8"/>
+                <w:sz w:val="22"/>
+                <w:szCs w:val="22"/>
+              </w:rPr>
+              <w:t>19 กรกฎาคม 2026</w:t>
             </w:r>
           </w:p>
         </w:tc>
@@ -100,8 +273,8 @@
       <w:r>
         <w:rPr>
           <w:rFonts w:ascii="Tahoma" w:hAnsi="Tahoma" w:cs="Tahoma" w:eastAsia="Tahoma"/>
-          <w:sz w:val="48"/>
-          <w:szCs w:val="48"/>
+          <w:sz w:val="16"/>
+          <w:szCs w:val="16"/>
         </w:rPr>
       </w:r>
     </w:p>
@@ -109,119 +282,40 @@
       <w:tblPr>
         <w:tblW w:type="auto" w:w="0"/>
         <w:tblLook w:firstColumn="1" w:firstRow="1" w:lastColumn="0" w:lastRow="0" w:noHBand="0" w:noVBand="1" w:val="04A0"/>
-        <w:tblLayout w:type="fixed"/>
-        <w:tblW w:w="9360" w:type="dxa"/>
         <w:tblBorders>
-          <w:top w:val="single" w:sz="4" w:space="0" w:color="E4E7EE"/>
-          <w:left w:val="single" w:sz="4" w:space="0" w:color="E4E7EE"/>
-          <w:bottom w:val="single" w:sz="4" w:space="0" w:color="E4E7EE"/>
-          <w:right w:val="single" w:sz="4" w:space="0" w:color="E4E7EE"/>
-          <w:insideH w:val="single" w:sz="4" w:space="0" w:color="E4E7EE"/>
-          <w:insideV w:val="single" w:sz="4" w:space="0" w:color="E4E7EE"/>
+          <w:top w:val="none" w:sz="0" w:space="0" w:color="auto"/>
+          <w:left w:val="none" w:sz="0" w:space="0" w:color="auto"/>
+          <w:bottom w:val="none" w:sz="0" w:space="0" w:color="auto"/>
+          <w:right w:val="none" w:sz="0" w:space="0" w:color="auto"/>
+          <w:insideH w:val="none" w:sz="0" w:space="0" w:color="auto"/>
+          <w:insideV w:val="none" w:sz="0" w:space="0" w:color="auto"/>
         </w:tblBorders>
         <w:tblCellMar>
-          <w:top w:w="70" w:type="dxa"/>
-          <w:left w:w="360" w:type="dxa"/>
-          <w:bottom w:w="70" w:type="dxa"/>
-          <w:right w:w="360" w:type="dxa"/>
+          <w:top w:w="18" w:type="dxa"/>
+          <w:left w:w="0" w:type="dxa"/>
+          <w:bottom w:w="18" w:type="dxa"/>
+          <w:right w:w="0" w:type="dxa"/>
         </w:tblCellMar>
+        <w:tblLayout w:type="fixed"/>
+        <w:tblW w:w="9639" w:type="dxa"/>
       </w:tblPr>
       <w:tblGrid>
-        <w:gridCol w:w="2400"/>
-        <w:gridCol w:w="6960"/>
+        <w:gridCol w:w="2409"/>
+        <w:gridCol w:w="7230"/>
       </w:tblGrid>
       <w:tr>
         <w:tc>
           <w:tcPr>
-            <w:tcW w:type="dxa" w:w="2400"/>
-            <w:shd w:val="clear" w:color="auto" w:fill="EDF1FB"/>
-            <w:vAlign w:val="center"/>
+            <w:tcW w:type="dxa" w:w="2409"/>
           </w:tcPr>
           <w:p>
+            <w:pPr>
+              <w:spacing w:after="0"/>
+            </w:pPr>
             <w:r>
               <w:rPr>
                 <w:rFonts w:ascii="Tahoma" w:hAnsi="Tahoma" w:cs="Tahoma" w:eastAsia="Tahoma"/>
-                <w:b/>
-                <w:bCs/>
-                <w:color w:val="2A4C86"/>
-                <w:sz w:val="18"/>
-                <w:szCs w:val="18"/>
-              </w:rPr>
-              <w:t>เวอร์ชัน</w:t>
-            </w:r>
-          </w:p>
-        </w:tc>
-        <w:tc>
-          <w:tcPr>
-            <w:tcW w:type="dxa" w:w="6960"/>
-            <w:vAlign w:val="center"/>
-          </w:tcPr>
-          <w:p>
-            <w:r>
-              <w:rPr>
-                <w:rFonts w:ascii="Tahoma" w:hAnsi="Tahoma" w:cs="Tahoma" w:eastAsia="Tahoma"/>
-                <w:color w:val="414957"/>
-                <w:sz w:val="18"/>
-                <w:szCs w:val="18"/>
-              </w:rPr>
-              <w:t>3.5</w:t>
-            </w:r>
-          </w:p>
-        </w:tc>
-      </w:tr>
-      <w:tr>
-        <w:tc>
-          <w:tcPr>
-            <w:tcW w:type="dxa" w:w="2400"/>
-            <w:shd w:val="clear" w:color="auto" w:fill="EDF1FB"/>
-            <w:vAlign w:val="center"/>
-          </w:tcPr>
-          <w:p>
-            <w:r>
-              <w:rPr>
-                <w:rFonts w:ascii="Tahoma" w:hAnsi="Tahoma" w:cs="Tahoma" w:eastAsia="Tahoma"/>
-                <w:b/>
-                <w:bCs/>
-                <w:color w:val="2A4C86"/>
-                <w:sz w:val="18"/>
-                <w:szCs w:val="18"/>
-              </w:rPr>
-              <w:t>ปรับปรุง</w:t>
-            </w:r>
-          </w:p>
-        </w:tc>
-        <w:tc>
-          <w:tcPr>
-            <w:tcW w:type="dxa" w:w="6960"/>
-            <w:vAlign w:val="center"/>
-          </w:tcPr>
-          <w:p>
-            <w:r>
-              <w:rPr>
-                <w:rFonts w:ascii="Tahoma" w:hAnsi="Tahoma" w:cs="Tahoma" w:eastAsia="Tahoma"/>
-                <w:color w:val="414957"/>
-                <w:sz w:val="18"/>
-                <w:szCs w:val="18"/>
-              </w:rPr>
-              <w:t>19 กรกฎาคม 2026</w:t>
-            </w:r>
-          </w:p>
-        </w:tc>
-      </w:tr>
-      <w:tr>
-        <w:tc>
-          <w:tcPr>
-            <w:tcW w:type="dxa" w:w="2400"/>
-            <w:shd w:val="clear" w:color="auto" w:fill="EDF1FB"/>
-            <w:vAlign w:val="center"/>
-          </w:tcPr>
-          <w:p>
-            <w:r>
-              <w:rPr>
-                <w:rFonts w:ascii="Tahoma" w:hAnsi="Tahoma" w:cs="Tahoma" w:eastAsia="Tahoma"/>
-                <w:b/>
-                <w:bCs/>
-                <w:color w:val="2A4C86"/>
+                <w:color w:val="CFCCDE"/>
                 <w:sz w:val="18"/>
                 <w:szCs w:val="18"/>
               </w:rPr>
@@ -231,14 +325,16 @@
         </w:tc>
         <w:tc>
           <w:tcPr>
-            <w:tcW w:type="dxa" w:w="6960"/>
-            <w:vAlign w:val="center"/>
+            <w:tcW w:type="dxa" w:w="7230"/>
           </w:tcPr>
           <w:p>
+            <w:pPr>
+              <w:spacing w:after="0"/>
+            </w:pPr>
             <w:r>
               <w:rPr>
                 <w:rFonts w:ascii="Tahoma" w:hAnsi="Tahoma" w:cs="Tahoma" w:eastAsia="Tahoma"/>
-                <w:color w:val="414957"/>
+                <w:color w:val="F4F3F8"/>
                 <w:sz w:val="18"/>
                 <w:szCs w:val="18"/>
               </w:rPr>
@@ -250,17 +346,16 @@
       <w:tr>
         <w:tc>
           <w:tcPr>
-            <w:tcW w:type="dxa" w:w="2400"/>
-            <w:shd w:val="clear" w:color="auto" w:fill="EDF1FB"/>
-            <w:vAlign w:val="center"/>
+            <w:tcW w:type="dxa" w:w="2409"/>
           </w:tcPr>
           <w:p>
+            <w:pPr>
+              <w:spacing w:after="0"/>
+            </w:pPr>
             <w:r>
               <w:rPr>
                 <w:rFonts w:ascii="Tahoma" w:hAnsi="Tahoma" w:cs="Tahoma" w:eastAsia="Tahoma"/>
-                <w:b/>
-                <w:bCs/>
-                <w:color w:val="2A4C86"/>
+                <w:color w:val="CFCCDE"/>
                 <w:sz w:val="18"/>
                 <w:szCs w:val="18"/>
               </w:rPr>
@@ -270,14 +365,16 @@
         </w:tc>
         <w:tc>
           <w:tcPr>
-            <w:tcW w:type="dxa" w:w="6960"/>
-            <w:vAlign w:val="center"/>
+            <w:tcW w:type="dxa" w:w="7230"/>
           </w:tcPr>
           <w:p>
+            <w:pPr>
+              <w:spacing w:after="0"/>
+            </w:pPr>
             <w:r>
               <w:rPr>
                 <w:rFonts w:ascii="Tahoma" w:hAnsi="Tahoma" w:cs="Tahoma" w:eastAsia="Tahoma"/>
-                <w:color w:val="414957"/>
+                <w:color w:val="F4F3F8"/>
                 <w:sz w:val="18"/>
                 <w:szCs w:val="18"/>
               </w:rPr>
@@ -294,16 +391,12 @@
       <w:r>
         <w:rPr>
           <w:rFonts w:ascii="Tahoma" w:hAnsi="Tahoma" w:cs="Tahoma" w:eastAsia="Tahoma"/>
-          <w:i/>
-          <w:iCs/>
-          <w:color w:val="7D8492"/>
-          <w:sz w:val="16"/>
-          <w:szCs w:val="16"/>
+          <w:color w:val="CFCCDE"/>
+          <w:sz w:val="17"/>
+          <w:szCs w:val="17"/>
         </w:rPr>
         <w:t>v3.5: เพิ่มไอคอน Apps Track บนหน้าปกและระบุไฟล์แนบ</w:t>
       </w:r>
-    </w:p>
-    <w:p>
       <w:r>
         <w:br w:type="page"/>
       </w:r>
@@ -359,18 +452,18 @@
           <w:right w:w="120" w:type="dxa"/>
         </w:tblCellMar>
         <w:tblLayout w:type="fixed"/>
-        <w:tblW w:w="9360" w:type="dxa"/>
+        <w:tblW w:w="9636" w:type="dxa"/>
       </w:tblPr>
       <w:tblGrid>
-        <w:gridCol w:w="2340"/>
-        <w:gridCol w:w="2340"/>
-        <w:gridCol w:w="2340"/>
-        <w:gridCol w:w="2340"/>
+        <w:gridCol w:w="2409"/>
+        <w:gridCol w:w="2409"/>
+        <w:gridCol w:w="2409"/>
+        <w:gridCol w:w="2409"/>
       </w:tblGrid>
       <w:tr>
         <w:tc>
           <w:tcPr>
-            <w:tcW w:type="dxa" w:w="2340"/>
+            <w:tcW w:type="dxa" w:w="2409"/>
             <w:shd w:val="clear" w:color="auto" w:fill="EDF1FB"/>
             <w:vAlign w:val="center"/>
           </w:tcPr>
@@ -409,7 +502,7 @@
         </w:tc>
         <w:tc>
           <w:tcPr>
-            <w:tcW w:type="dxa" w:w="2340"/>
+            <w:tcW w:type="dxa" w:w="2409"/>
             <w:shd w:val="clear" w:color="auto" w:fill="EDF1FB"/>
             <w:vAlign w:val="center"/>
           </w:tcPr>
@@ -448,7 +541,7 @@
         </w:tc>
         <w:tc>
           <w:tcPr>
-            <w:tcW w:type="dxa" w:w="2340"/>
+            <w:tcW w:type="dxa" w:w="2409"/>
             <w:shd w:val="clear" w:color="auto" w:fill="EDF1FB"/>
             <w:vAlign w:val="center"/>
           </w:tcPr>
@@ -487,7 +580,7 @@
         </w:tc>
         <w:tc>
           <w:tcPr>
-            <w:tcW w:type="dxa" w:w="2340"/>
+            <w:tcW w:type="dxa" w:w="2409"/>
             <w:shd w:val="clear" w:color="auto" w:fill="EDF1FB"/>
             <w:vAlign w:val="center"/>
           </w:tcPr>
@@ -544,12 +637,12 @@
         <w:tblLayout w:type="fixed"/>
         <w:tblLook w:firstColumn="1" w:firstRow="1" w:lastColumn="0" w:lastRow="0" w:noHBand="0" w:noVBand="1" w:val="04A0"/>
         <w:tblBorders>
-          <w:top w:val="single" w:sz="4" w:space="0" w:color="E4E7EE"/>
-          <w:left w:val="single" w:sz="4" w:space="0" w:color="E4E7EE"/>
+          <w:top w:val="none" w:sz="0" w:space="0" w:color="auto"/>
+          <w:left w:val="none" w:sz="0" w:space="0" w:color="auto"/>
           <w:bottom w:val="single" w:sz="4" w:space="0" w:color="E4E7EE"/>
-          <w:right w:val="single" w:sz="4" w:space="0" w:color="E4E7EE"/>
+          <w:right w:val="none" w:sz="0" w:space="0" w:color="auto"/>
           <w:insideH w:val="single" w:sz="4" w:space="0" w:color="E4E7EE"/>
-          <w:insideV w:val="single" w:sz="4" w:space="0" w:color="E4E7EE"/>
+          <w:insideV w:val="none" w:sz="0" w:space="0" w:color="auto"/>
         </w:tblBorders>
         <w:tblCellMar>
           <w:top w:w="50" w:type="dxa"/>
@@ -558,11 +651,11 @@
           <w:right w:w="90" w:type="dxa"/>
         </w:tblCellMar>
         <w:tblLayout w:type="fixed"/>
-        <w:tblW w:w="9360" w:type="dxa"/>
+        <w:tblW w:w="9638" w:type="dxa"/>
       </w:tblPr>
       <w:tblGrid>
         <w:gridCol w:w="2600"/>
-        <w:gridCol w:w="6760"/>
+        <w:gridCol w:w="7038"/>
       </w:tblGrid>
       <w:tr>
         <w:trPr>
@@ -571,7 +664,11 @@
         <w:tc>
           <w:tcPr>
             <w:tcW w:type="dxa" w:w="2600"/>
-            <w:shd w:val="clear" w:color="auto" w:fill="EDF1FB"/>
+            <w:shd w:val="clear" w:color="auto" w:fill="D4E4F7"/>
+            <w:tcBorders>
+              <w:top w:val="nil"/>
+              <w:bottom w:val="single" w:sz="12" w:space="0" w:color="2A78D6"/>
+            </w:tcBorders>
             <w:vAlign w:val="center"/>
           </w:tcPr>
           <w:p>
@@ -593,8 +690,12 @@
         </w:tc>
         <w:tc>
           <w:tcPr>
-            <w:tcW w:type="dxa" w:w="6760"/>
-            <w:shd w:val="clear" w:color="auto" w:fill="EDF1FB"/>
+            <w:tcW w:type="dxa" w:w="7038"/>
+            <w:shd w:val="clear" w:color="auto" w:fill="D4E4F7"/>
+            <w:tcBorders>
+              <w:top w:val="nil"/>
+              <w:bottom w:val="single" w:sz="12" w:space="0" w:color="2A78D6"/>
+            </w:tcBorders>
             <w:vAlign w:val="center"/>
           </w:tcPr>
           <w:p>
@@ -638,7 +739,7 @@
         </w:tc>
         <w:tc>
           <w:tcPr>
-            <w:tcW w:type="dxa" w:w="6760"/>
+            <w:tcW w:type="dxa" w:w="7038"/>
             <w:vAlign w:val="center"/>
           </w:tcPr>
           <w:p>
@@ -680,7 +781,7 @@
         </w:tc>
         <w:tc>
           <w:tcPr>
-            <w:tcW w:type="dxa" w:w="6760"/>
+            <w:tcW w:type="dxa" w:w="7038"/>
             <w:vAlign w:val="center"/>
           </w:tcPr>
           <w:p>
@@ -722,7 +823,7 @@
         </w:tc>
         <w:tc>
           <w:tcPr>
-            <w:tcW w:type="dxa" w:w="6760"/>
+            <w:tcW w:type="dxa" w:w="7038"/>
             <w:vAlign w:val="center"/>
           </w:tcPr>
           <w:p>
@@ -764,7 +865,7 @@
         </w:tc>
         <w:tc>
           <w:tcPr>
-            <w:tcW w:type="dxa" w:w="6760"/>
+            <w:tcW w:type="dxa" w:w="7038"/>
             <w:vAlign w:val="center"/>
           </w:tcPr>
           <w:p>
@@ -878,15 +979,15 @@
           <w:right w:w="150" w:type="dxa"/>
         </w:tblCellMar>
         <w:tblLayout w:type="fixed"/>
-        <w:tblW w:w="9360" w:type="dxa"/>
+        <w:tblW w:w="9638" w:type="dxa"/>
       </w:tblPr>
       <w:tblGrid>
-        <w:gridCol w:w="9360"/>
+        <w:gridCol w:w="9638"/>
       </w:tblGrid>
       <w:tr>
         <w:tc>
           <w:tcPr>
-            <w:tcW w:type="dxa" w:w="9360"/>
+            <w:tcW w:type="dxa" w:w="9638"/>
             <w:shd w:val="clear" w:color="auto" w:fill="EAF2FD"/>
             <w:tcBorders>
               <w:left w:val="single" w:sz="24" w:space="0" w:color="2A78D6"/>
@@ -951,15 +1052,15 @@
           <w:right w:w="150" w:type="dxa"/>
         </w:tblCellMar>
         <w:tblLayout w:type="fixed"/>
-        <w:tblW w:w="9360" w:type="dxa"/>
+        <w:tblW w:w="9638" w:type="dxa"/>
       </w:tblPr>
       <w:tblGrid>
-        <w:gridCol w:w="9360"/>
+        <w:gridCol w:w="9638"/>
       </w:tblGrid>
       <w:tr>
         <w:tc>
           <w:tcPr>
-            <w:tcW w:type="dxa" w:w="9360"/>
+            <w:tcW w:type="dxa" w:w="9638"/>
             <w:shd w:val="clear" w:color="auto" w:fill="FDF5E4"/>
             <w:tcBorders>
               <w:left w:val="single" w:sz="24" w:space="0" w:color="96660D"/>
@@ -1029,12 +1130,12 @@
         <w:tblLayout w:type="fixed"/>
         <w:tblLook w:firstColumn="1" w:firstRow="1" w:lastColumn="0" w:lastRow="0" w:noHBand="0" w:noVBand="1" w:val="04A0"/>
         <w:tblBorders>
-          <w:top w:val="single" w:sz="4" w:space="0" w:color="E4E7EE"/>
-          <w:left w:val="single" w:sz="4" w:space="0" w:color="E4E7EE"/>
+          <w:top w:val="none" w:sz="0" w:space="0" w:color="auto"/>
+          <w:left w:val="none" w:sz="0" w:space="0" w:color="auto"/>
           <w:bottom w:val="single" w:sz="4" w:space="0" w:color="E4E7EE"/>
-          <w:right w:val="single" w:sz="4" w:space="0" w:color="E4E7EE"/>
+          <w:right w:val="none" w:sz="0" w:space="0" w:color="auto"/>
           <w:insideH w:val="single" w:sz="4" w:space="0" w:color="E4E7EE"/>
-          <w:insideV w:val="single" w:sz="4" w:space="0" w:color="E4E7EE"/>
+          <w:insideV w:val="none" w:sz="0" w:space="0" w:color="auto"/>
         </w:tblBorders>
         <w:tblCellMar>
           <w:top w:w="50" w:type="dxa"/>
@@ -1058,7 +1159,11 @@
         <w:tc>
           <w:tcPr>
             <w:tcW w:type="dxa" w:w="1100"/>
-            <w:shd w:val="clear" w:color="auto" w:fill="EDF1FB"/>
+            <w:shd w:val="clear" w:color="auto" w:fill="D4E4F7"/>
+            <w:tcBorders>
+              <w:top w:val="nil"/>
+              <w:bottom w:val="single" w:sz="12" w:space="0" w:color="2A78D6"/>
+            </w:tcBorders>
             <w:vAlign w:val="center"/>
           </w:tcPr>
           <w:p>
@@ -1081,7 +1186,11 @@
         <w:tc>
           <w:tcPr>
             <w:tcW w:type="dxa" w:w="4200"/>
-            <w:shd w:val="clear" w:color="auto" w:fill="EDF1FB"/>
+            <w:shd w:val="clear" w:color="auto" w:fill="D4E4F7"/>
+            <w:tcBorders>
+              <w:top w:val="nil"/>
+              <w:bottom w:val="single" w:sz="12" w:space="0" w:color="2A78D6"/>
+            </w:tcBorders>
             <w:vAlign w:val="center"/>
           </w:tcPr>
           <w:p>
@@ -1104,7 +1213,11 @@
         <w:tc>
           <w:tcPr>
             <w:tcW w:type="dxa" w:w="1900"/>
-            <w:shd w:val="clear" w:color="auto" w:fill="EDF1FB"/>
+            <w:shd w:val="clear" w:color="auto" w:fill="D4E4F7"/>
+            <w:tcBorders>
+              <w:top w:val="nil"/>
+              <w:bottom w:val="single" w:sz="12" w:space="0" w:color="2A78D6"/>
+            </w:tcBorders>
             <w:vAlign w:val="center"/>
           </w:tcPr>
           <w:p>
@@ -1127,7 +1240,11 @@
         <w:tc>
           <w:tcPr>
             <w:tcW w:type="dxa" w:w="2160"/>
-            <w:shd w:val="clear" w:color="auto" w:fill="EDF1FB"/>
+            <w:shd w:val="clear" w:color="auto" w:fill="D4E4F7"/>
+            <w:tcBorders>
+              <w:top w:val="nil"/>
+              <w:bottom w:val="single" w:sz="12" w:space="0" w:color="2A78D6"/>
+            </w:tcBorders>
             <w:vAlign w:val="center"/>
           </w:tcPr>
           <w:p>
@@ -1658,7 +1775,7 @@
             <w:r/>
             <w:r>
               <w:rPr>
-                <w:rFonts w:ascii="Consolas" w:hAnsi="Consolas" w:cs="Consolas" w:eastAsia="Consolas"/>
+                <w:rFonts w:ascii="Consolas" w:hAnsi="Consolas" w:cs="Tahoma" w:eastAsia="Tahoma"/>
                 <w:color w:val="333B4A"/>
                 <w:sz w:val="18"/>
                 <w:szCs w:val="18"/>
@@ -1672,7 +1789,7 @@
             </w:pPr>
             <w:r>
               <w:rPr>
-                <w:rFonts w:ascii="Consolas" w:hAnsi="Consolas" w:cs="Consolas" w:eastAsia="Consolas"/>
+                <w:rFonts w:ascii="Consolas" w:hAnsi="Consolas" w:cs="Tahoma" w:eastAsia="Tahoma"/>
                 <w:color w:val="333B4A"/>
                 <w:sz w:val="18"/>
                 <w:szCs w:val="18"/>
@@ -1686,7 +1803,7 @@
             </w:pPr>
             <w:r>
               <w:rPr>
-                <w:rFonts w:ascii="Consolas" w:hAnsi="Consolas" w:cs="Consolas" w:eastAsia="Consolas"/>
+                <w:rFonts w:ascii="Consolas" w:hAnsi="Consolas" w:cs="Tahoma" w:eastAsia="Tahoma"/>
                 <w:color w:val="333B4A"/>
                 <w:sz w:val="18"/>
                 <w:szCs w:val="18"/>
@@ -1699,7 +1816,7 @@
             </w:pPr>
             <w:r>
               <w:rPr>
-                <w:rFonts w:ascii="Consolas" w:hAnsi="Consolas" w:cs="Consolas" w:eastAsia="Consolas"/>
+                <w:rFonts w:ascii="Consolas" w:hAnsi="Consolas" w:cs="Tahoma" w:eastAsia="Tahoma"/>
                 <w:color w:val="333B4A"/>
                 <w:sz w:val="18"/>
                 <w:szCs w:val="18"/>
@@ -1713,7 +1830,7 @@
             </w:pPr>
             <w:r>
               <w:rPr>
-                <w:rFonts w:ascii="Consolas" w:hAnsi="Consolas" w:cs="Consolas" w:eastAsia="Consolas"/>
+                <w:rFonts w:ascii="Consolas" w:hAnsi="Consolas" w:cs="Tahoma" w:eastAsia="Tahoma"/>
                 <w:color w:val="333B4A"/>
                 <w:sz w:val="18"/>
                 <w:szCs w:val="18"/>
@@ -1760,12 +1877,12 @@
         <w:tblLayout w:type="fixed"/>
         <w:tblLook w:firstColumn="1" w:firstRow="1" w:lastColumn="0" w:lastRow="0" w:noHBand="0" w:noVBand="1" w:val="04A0"/>
         <w:tblBorders>
-          <w:top w:val="single" w:sz="4" w:space="0" w:color="E4E7EE"/>
-          <w:left w:val="single" w:sz="4" w:space="0" w:color="E4E7EE"/>
+          <w:top w:val="none" w:sz="0" w:space="0" w:color="auto"/>
+          <w:left w:val="none" w:sz="0" w:space="0" w:color="auto"/>
           <w:bottom w:val="single" w:sz="4" w:space="0" w:color="E4E7EE"/>
-          <w:right w:val="single" w:sz="4" w:space="0" w:color="E4E7EE"/>
+          <w:right w:val="none" w:sz="0" w:space="0" w:color="auto"/>
           <w:insideH w:val="single" w:sz="4" w:space="0" w:color="E4E7EE"/>
-          <w:insideV w:val="single" w:sz="4" w:space="0" w:color="E4E7EE"/>
+          <w:insideV w:val="none" w:sz="0" w:space="0" w:color="auto"/>
         </w:tblBorders>
         <w:tblCellMar>
           <w:top w:w="50" w:type="dxa"/>
@@ -1789,7 +1906,11 @@
         <w:tc>
           <w:tcPr>
             <w:tcW w:type="dxa" w:w="2400"/>
-            <w:shd w:val="clear" w:color="auto" w:fill="EDF1FB"/>
+            <w:shd w:val="clear" w:color="auto" w:fill="D4E4F7"/>
+            <w:tcBorders>
+              <w:top w:val="nil"/>
+              <w:bottom w:val="single" w:sz="12" w:space="0" w:color="2A78D6"/>
+            </w:tcBorders>
             <w:vAlign w:val="center"/>
           </w:tcPr>
           <w:p>
@@ -1812,7 +1933,11 @@
         <w:tc>
           <w:tcPr>
             <w:tcW w:type="dxa" w:w="2900"/>
-            <w:shd w:val="clear" w:color="auto" w:fill="EDF1FB"/>
+            <w:shd w:val="clear" w:color="auto" w:fill="D4E4F7"/>
+            <w:tcBorders>
+              <w:top w:val="nil"/>
+              <w:bottom w:val="single" w:sz="12" w:space="0" w:color="2A78D6"/>
+            </w:tcBorders>
             <w:vAlign w:val="center"/>
           </w:tcPr>
           <w:p>
@@ -1835,7 +1960,11 @@
         <w:tc>
           <w:tcPr>
             <w:tcW w:type="dxa" w:w="2400"/>
-            <w:shd w:val="clear" w:color="auto" w:fill="EDF1FB"/>
+            <w:shd w:val="clear" w:color="auto" w:fill="D4E4F7"/>
+            <w:tcBorders>
+              <w:top w:val="nil"/>
+              <w:bottom w:val="single" w:sz="12" w:space="0" w:color="2A78D6"/>
+            </w:tcBorders>
             <w:vAlign w:val="center"/>
           </w:tcPr>
           <w:p>
@@ -1858,7 +1987,11 @@
         <w:tc>
           <w:tcPr>
             <w:tcW w:type="dxa" w:w="1660"/>
-            <w:shd w:val="clear" w:color="auto" w:fill="EDF1FB"/>
+            <w:shd w:val="clear" w:color="auto" w:fill="D4E4F7"/>
+            <w:tcBorders>
+              <w:top w:val="nil"/>
+              <w:bottom w:val="single" w:sz="12" w:space="0" w:color="2A78D6"/>
+            </w:tcBorders>
             <w:vAlign w:val="center"/>
           </w:tcPr>
           <w:p>
@@ -2137,6 +2270,7 @@
       <w:pgSz w:w="11906" w:h="16838"/>
       <w:pgMar w:top="1247" w:right="1134" w:bottom="1247" w:left="1134" w:header="720" w:footer="720" w:gutter="0"/>
       <w:cols w:space="720"/>
+      <w:titlePg/>
       <w:docGrid w:linePitch="360"/>
     </w:sectPr>
   </w:body>
